--- a/Resume_Centre_Controle_Port_MCD_JEE.docx
+++ b/Resume_Centre_Controle_Port_MCD_JEE.docx
@@ -321,9 +321,19 @@
             <w:tcW w:w="5040" w:type="dxa"/>
           </w:tcPr>
           <w:p>
-            <w:r>
-              <w:t>Serveur applicatif</w:t>
-            </w:r>
+            <w:proofErr w:type="spellStart"/>
+            <w:r>
+              <w:t>Serveur</w:t>
+            </w:r>
+            <w:proofErr w:type="spellEnd"/>
+            <w:r>
+              <w:t xml:space="preserve"> </w:t>
+            </w:r>
+            <w:proofErr w:type="spellStart"/>
+            <w:r>
+              <w:t>applicatif</w:t>
+            </w:r>
+            <w:proofErr w:type="spellEnd"/>
           </w:p>
         </w:tc>
         <w:tc>
@@ -378,7 +388,21 @@
         <w:rPr>
           <w:lang w:val="fr-FR"/>
         </w:rPr>
-        <w:t>Le frontend ne doit jamais accéder directement à MySQL. Toutes les données passent par le backend JEE via des API REST. Les mises à jour importantes destinées aux écrans de contrôle peuvent être diffusées via WebSocket.</w:t>
+        <w:t xml:space="preserve">Le frontend ne doit jamais accéder directement à MySQL. Toutes les données passent par le backend JEE via des API REST. Les mises à jour importantes destinées aux écrans de contrôle peuvent être diffusées via </w:t>
+      </w:r>
+      <w:proofErr w:type="spellStart"/>
+      <w:r>
+        <w:rPr>
+          <w:lang w:val="fr-FR"/>
+        </w:rPr>
+        <w:t>WebSocket</w:t>
+      </w:r>
+      <w:proofErr w:type="spellEnd"/>
+      <w:r>
+        <w:rPr>
+          <w:lang w:val="fr-FR"/>
+        </w:rPr>
+        <w:t>.</w:t>
       </w:r>
     </w:p>
     <w:p>
@@ -2665,8 +2689,13 @@
         <w:pStyle w:val="Listepuces"/>
       </w:pPr>
       <w:r>
-        <w:t>DECOUPLING / désattelage</w:t>
-      </w:r>
+        <w:t xml:space="preserve">DECOUPLING / </w:t>
+      </w:r>
+      <w:proofErr w:type="spellStart"/>
+      <w:r>
+        <w:t>désattelage</w:t>
+      </w:r>
+      <w:proofErr w:type="spellEnd"/>
     </w:p>
     <w:p>
       <w:pPr>
@@ -2685,17 +2714,53 @@
     <w:p>
       <w:pPr>
         <w:pStyle w:val="Listepuces"/>
-      </w:pPr>
-      <w:r>
+        <w:rPr>
+          <w:lang w:val="fr-FR"/>
+        </w:rPr>
+      </w:pPr>
+      <w:r>
+        <w:rPr>
+          <w:lang w:val="fr-FR"/>
+        </w:rPr>
         <w:t>LOCO_MANEUVER / manœuvre / arrivée locomotive</w:t>
+      </w:r>
+      <w:r>
+        <w:rPr>
+          <w:lang w:val="fr-FR"/>
+        </w:rPr>
+        <w:t xml:space="preserve"> </w:t>
+      </w:r>
+      <w:r>
+        <w:rPr>
+          <w:lang w:val="fr-FR"/>
+        </w:rPr>
+        <w:t>%%%%%</w:t>
       </w:r>
     </w:p>
     <w:p>
       <w:pPr>
         <w:pStyle w:val="Listepuces"/>
-      </w:pPr>
-      <w:r>
+        <w:rPr>
+          <w:lang w:val="fr-FR"/>
+        </w:rPr>
+      </w:pPr>
+      <w:r>
+        <w:rPr>
+          <w:lang w:val="fr-FR"/>
+        </w:rPr>
         <w:t>WAGON_PLACEMENT / placement des wagons</w:t>
+      </w:r>
+      <w:r>
+        <w:rPr>
+          <w:lang w:val="fr-FR"/>
+        </w:rPr>
+        <w:t xml:space="preserve"> </w:t>
+      </w:r>
+      <w:r>
+        <w:rPr>
+          <w:lang w:val="fr-FR"/>
+        </w:rPr>
+        <w:t>( 2 parties</w:t>
       </w:r>
     </w:p>
     <w:p>
@@ -2703,7 +2768,23 @@
         <w:pStyle w:val="Listepuces"/>
       </w:pPr>
       <w:r>
-        <w:t>UNLOADING_WAIT / attente déchargement</w:t>
+        <w:t xml:space="preserve">UNLOADING_WAIT / </w:t>
+      </w:r>
+      <w:proofErr w:type="spellStart"/>
+      <w:r>
+        <w:t>attente</w:t>
+      </w:r>
+      <w:proofErr w:type="spellEnd"/>
+      <w:r>
+        <w:t xml:space="preserve"> </w:t>
+      </w:r>
+      <w:proofErr w:type="spellStart"/>
+      <w:r>
+        <w:t>déchargement</w:t>
+      </w:r>
+      <w:proofErr w:type="spellEnd"/>
+      <w:r>
+        <w:t xml:space="preserve"> %%%%</w:t>
       </w:r>
     </w:p>
     <w:p>
@@ -2711,45 +2792,69 @@
         <w:pStyle w:val="Listepuces"/>
       </w:pPr>
       <w:r>
-        <w:t>UNLOADING / déchargement</w:t>
+        <w:t xml:space="preserve">UNLOADING / </w:t>
+      </w:r>
+      <w:proofErr w:type="spellStart"/>
+      <w:r>
+        <w:t>déchargement</w:t>
+      </w:r>
+      <w:proofErr w:type="spellEnd"/>
+      <w:r>
+        <w:t xml:space="preserve"> (port op)</w:t>
       </w:r>
     </w:p>
     <w:p>
       <w:pPr>
         <w:pStyle w:val="Listepuces"/>
-      </w:pPr>
-      <w:r>
-        <w:t>FORMATION / formation de la rame</w:t>
-      </w:r>
+        <w:numPr>
+          <w:ilvl w:val="0"/>
+          <w:numId w:val="0"/>
+        </w:numPr>
+        <w:ind w:left="360" w:hanging="360"/>
+      </w:pPr>
     </w:p>
     <w:p>
       <w:pPr>
         <w:pStyle w:val="Listepuces"/>
-        <w:rPr>
-          <w:lang w:val="fr-FR"/>
-        </w:rPr>
-      </w:pPr>
-      <w:r>
-        <w:rPr>
-          <w:lang w:val="fr-FR"/>
-        </w:rPr>
-        <w:t>SAFETY_INSPECTION_DEPARTURE / visite sécurité départ</w:t>
-      </w:r>
+        <w:numPr>
+          <w:ilvl w:val="0"/>
+          <w:numId w:val="0"/>
+        </w:numPr>
+        <w:ind w:left="360" w:hanging="360"/>
+      </w:pPr>
     </w:p>
     <w:p>
       <w:pPr>
         <w:pStyle w:val="Listepuces"/>
-      </w:pPr>
-      <w:r>
-        <w:t>VEHICLE_CHECK / relevé des véhicules</w:t>
+        <w:rPr>
+          <w:lang w:val="fr-FR"/>
+        </w:rPr>
+      </w:pPr>
+      <w:r>
+        <w:rPr>
+          <w:lang w:val="fr-FR"/>
+        </w:rPr>
+        <w:t>FORMATION / formation de la rame</w:t>
+      </w:r>
+      <w:r>
+        <w:rPr>
+          <w:lang w:val="fr-FR"/>
+        </w:rPr>
+        <w:t xml:space="preserve"> (2 parties)</w:t>
       </w:r>
     </w:p>
     <w:p>
       <w:pPr>
         <w:pStyle w:val="Listepuces"/>
-      </w:pPr>
-      <w:r>
-        <w:t>DECLARATION / déclaration de la rame</w:t>
+        <w:rPr>
+          <w:lang w:val="fr-FR"/>
+        </w:rPr>
+      </w:pPr>
+      <w:r>
+        <w:rPr>
+          <w:lang w:val="fr-FR"/>
+        </w:rPr>
+        <w:t>SAFETY_INSPECTION_DEPARTURE / visite sécurité départ</w:t>
       </w:r>
     </w:p>
     <w:p>
@@ -2763,7 +2868,19 @@
         <w:rPr>
           <w:lang w:val="fr-FR"/>
         </w:rPr>
-        <w:t>CREW_ARRIVAL / arrivée équipe de conduite / CMV / AMV</w:t>
+        <w:t>VEHICLE_CHECK / relevé des véhicules</w:t>
+      </w:r>
+      <w:r>
+        <w:rPr>
+          <w:lang w:val="fr-FR"/>
+        </w:rPr>
+        <w:t xml:space="preserve"> </w:t>
+      </w:r>
+      <w:r>
+        <w:rPr>
+          <w:lang w:val="fr-FR"/>
+        </w:rPr>
+        <w:t>%%%%%%</w:t>
       </w:r>
     </w:p>
     <w:p>
@@ -2771,15 +2888,29 @@
         <w:pStyle w:val="Listepuces"/>
       </w:pPr>
       <w:r>
-        <w:t>BRAKE_TEST / essais de freins</w:t>
+        <w:t xml:space="preserve">DECLARATION / </w:t>
+      </w:r>
+      <w:proofErr w:type="spellStart"/>
+      <w:r>
+        <w:t>déclaration</w:t>
+      </w:r>
+      <w:proofErr w:type="spellEnd"/>
+      <w:r>
+        <w:t xml:space="preserve"> de la rame</w:t>
       </w:r>
     </w:p>
     <w:p>
       <w:pPr>
         <w:pStyle w:val="Listepuces"/>
-      </w:pPr>
-      <w:r>
-        <w:t>TRAIN_PRESENTATION / présentation du train</w:t>
+        <w:rPr>
+          <w:lang w:val="fr-FR"/>
+        </w:rPr>
+      </w:pPr>
+      <w:r>
+        <w:rPr>
+          <w:lang w:val="fr-FR"/>
+        </w:rPr>
+        <w:t>CREW_ARRIVAL / arrivée équipe de conduite / CMV / AMV</w:t>
       </w:r>
     </w:p>
     <w:p>
@@ -2787,53 +2918,95 @@
         <w:pStyle w:val="Listepuces"/>
       </w:pPr>
       <w:r>
-        <w:lastRenderedPageBreak/>
-        <w:t>DEPARTURE / départ</w:t>
-      </w:r>
+        <w:t xml:space="preserve">BRAKE_TEST / </w:t>
+      </w:r>
+      <w:proofErr w:type="spellStart"/>
+      <w:r>
+        <w:t>essais</w:t>
+      </w:r>
+      <w:proofErr w:type="spellEnd"/>
+      <w:r>
+        <w:t xml:space="preserve"> de </w:t>
+      </w:r>
+      <w:proofErr w:type="spellStart"/>
+      <w:r>
+        <w:t>freins</w:t>
+      </w:r>
+      <w:proofErr w:type="spellEnd"/>
     </w:p>
     <w:p>
       <w:pPr>
-        <w:pStyle w:val="Titre1"/>
-      </w:pPr>
-      <w:r>
-        <w:t>10. Causes de perturbation à structurer</w:t>
+        <w:pStyle w:val="Listepuces"/>
+      </w:pPr>
+      <w:r>
+        <w:lastRenderedPageBreak/>
+        <w:t>TRAIN_PRESENTATION / présentation du train</w:t>
       </w:r>
     </w:p>
     <w:p>
       <w:pPr>
         <w:pStyle w:val="Listepuces"/>
-        <w:rPr>
-          <w:lang w:val="fr-FR"/>
-        </w:rPr>
-      </w:pPr>
-      <w:r>
-        <w:rPr>
-          <w:lang w:val="fr-FR"/>
-        </w:rPr>
-        <w:t>LOCOMOTIVE_FAILURE / problème ou panne locomotive</w:t>
+      </w:pPr>
+      <w:r>
+        <w:t>DEPARTURE / départ</w:t>
       </w:r>
     </w:p>
     <w:p>
       <w:pPr>
-        <w:pStyle w:val="Listepuces"/>
-        <w:rPr>
-          <w:lang w:val="fr-FR"/>
-        </w:rPr>
-      </w:pPr>
-      <w:r>
-        <w:rPr>
-          <w:lang w:val="fr-FR"/>
-        </w:rPr>
-        <w:t>PERSONNEL_UNAVAILABLE / absence ou indisponibilité personnel</w:t>
+        <w:pStyle w:val="Titre1"/>
+      </w:pPr>
+      <w:r>
+        <w:t>10. Causes de perturbation à structurer</w:t>
       </w:r>
     </w:p>
     <w:p>
       <w:pPr>
         <w:pStyle w:val="Listepuces"/>
-      </w:pPr>
-      <w:r>
-        <w:t>TRACK_OCCUPIED / voie occupée</w:t>
-      </w:r>
+        <w:rPr>
+          <w:lang w:val="fr-FR"/>
+        </w:rPr>
+      </w:pPr>
+      <w:r>
+        <w:rPr>
+          <w:lang w:val="fr-FR"/>
+        </w:rPr>
+        <w:t>LOCOMOTIVE_FAILURE / problème ou panne locomotive</w:t>
+      </w:r>
+    </w:p>
+    <w:p>
+      <w:pPr>
+        <w:pStyle w:val="Listepuces"/>
+        <w:rPr>
+          <w:lang w:val="fr-FR"/>
+        </w:rPr>
+      </w:pPr>
+      <w:r>
+        <w:rPr>
+          <w:lang w:val="fr-FR"/>
+        </w:rPr>
+        <w:t>PERSONNEL_UNAVAILABLE / absence ou indisponibilité personnel</w:t>
+      </w:r>
+    </w:p>
+    <w:p>
+      <w:pPr>
+        <w:pStyle w:val="Listepuces"/>
+      </w:pPr>
+      <w:r>
+        <w:t xml:space="preserve">TRACK_OCCUPIED / </w:t>
+      </w:r>
+      <w:proofErr w:type="spellStart"/>
+      <w:r>
+        <w:t>voie</w:t>
+      </w:r>
+      <w:proofErr w:type="spellEnd"/>
+      <w:r>
+        <w:t xml:space="preserve"> </w:t>
+      </w:r>
+      <w:proofErr w:type="spellStart"/>
+      <w:r>
+        <w:t>occupée</w:t>
+      </w:r>
+      <w:proofErr w:type="spellEnd"/>
     </w:p>
     <w:p>
       <w:pPr>
@@ -3351,6 +3524,17 @@
             <w:r>
               <w:t>Maintenance</w:t>
             </w:r>
+            <w:r>
+              <w:t xml:space="preserve"> </w:t>
+            </w:r>
+            <w:proofErr w:type="gramStart"/>
+            <w:r>
+              <w:t>( asset</w:t>
+            </w:r>
+            <w:proofErr w:type="gramEnd"/>
+            <w:r>
+              <w:t xml:space="preserve"> management)</w:t>
+            </w:r>
           </w:p>
         </w:tc>
         <w:tc>
@@ -3367,7 +3551,21 @@
               <w:rPr>
                 <w:lang w:val="fr-FR"/>
               </w:rPr>
-              <w:t>Équipements disponibles/en panne, interventions, MTBF, MTTR, downtime.</w:t>
+              <w:t xml:space="preserve">Équipements disponibles/en panne, interventions, MTBF, MTTR, </w:t>
+            </w:r>
+            <w:proofErr w:type="spellStart"/>
+            <w:r>
+              <w:rPr>
+                <w:lang w:val="fr-FR"/>
+              </w:rPr>
+              <w:t>downtime</w:t>
+            </w:r>
+            <w:proofErr w:type="spellEnd"/>
+            <w:r>
+              <w:rPr>
+                <w:lang w:val="fr-FR"/>
+              </w:rPr>
+              <w:t>.</w:t>
             </w:r>
           </w:p>
         </w:tc>
@@ -3428,7 +3626,21 @@
         <w:rPr>
           <w:lang w:val="fr-FR"/>
         </w:rPr>
-        <w:t>Le modèle doit être préparé pour le temps réel. Lorsqu'un événement critique est créé ou mis à jour, le backend peut publier un message WebSocket vers les écrans du centre de contrôle. Le frontend n'a donc pas besoin de recharger toute la page.</w:t>
+        <w:t xml:space="preserve">Le modèle doit être préparé pour le temps réel. Lorsqu'un événement critique est créé ou mis à jour, le backend peut publier un message </w:t>
+      </w:r>
+      <w:proofErr w:type="spellStart"/>
+      <w:r>
+        <w:rPr>
+          <w:lang w:val="fr-FR"/>
+        </w:rPr>
+        <w:t>WebSocket</w:t>
+      </w:r>
+      <w:proofErr w:type="spellEnd"/>
+      <w:r>
+        <w:rPr>
+          <w:lang w:val="fr-FR"/>
+        </w:rPr>
+        <w:t xml:space="preserve"> vers les écrans du centre de contrôle. Le frontend n'a donc pas besoin de recharger toute la page.</w:t>
       </w:r>
     </w:p>
     <w:p>
@@ -3441,7 +3653,35 @@
         <w:rPr>
           <w:lang w:val="fr-FR"/>
         </w:rPr>
-        <w:t>Exemple : une locomotive tombe en panne -&gt; création EVENT -&gt; création éventuelle INCIDENT -&gt; génération ALERT si les règles le déclenchent -&gt; diffusion WebSocket -&gt; mise à jour immédiate des dashboards.</w:t>
+        <w:t xml:space="preserve">Exemple : une locomotive tombe en panne -&gt; création EVENT -&gt; création éventuelle INCIDENT -&gt; génération ALERT si les règles le déclenchent -&gt; diffusion </w:t>
+      </w:r>
+      <w:proofErr w:type="spellStart"/>
+      <w:r>
+        <w:rPr>
+          <w:lang w:val="fr-FR"/>
+        </w:rPr>
+        <w:t>WebSocket</w:t>
+      </w:r>
+      <w:proofErr w:type="spellEnd"/>
+      <w:r>
+        <w:rPr>
+          <w:lang w:val="fr-FR"/>
+        </w:rPr>
+        <w:t xml:space="preserve"> -&gt; mise à jour immédiate des </w:t>
+      </w:r>
+      <w:proofErr w:type="spellStart"/>
+      <w:r>
+        <w:rPr>
+          <w:lang w:val="fr-FR"/>
+        </w:rPr>
+        <w:t>dashboards</w:t>
+      </w:r>
+      <w:proofErr w:type="spellEnd"/>
+      <w:r>
+        <w:rPr>
+          <w:lang w:val="fr-FR"/>
+        </w:rPr>
+        <w:t>.</w:t>
       </w:r>
     </w:p>
     <w:p>
@@ -3547,7 +3787,21 @@
         <w:rPr>
           <w:lang w:val="fr-FR"/>
         </w:rPr>
-        <w:t>4. Créer le projet Jakarta EE avec Maven sur WildFly.</w:t>
+        <w:t xml:space="preserve">4. Créer le projet Jakarta EE avec Maven sur </w:t>
+      </w:r>
+      <w:proofErr w:type="spellStart"/>
+      <w:r>
+        <w:rPr>
+          <w:lang w:val="fr-FR"/>
+        </w:rPr>
+        <w:t>WildFly</w:t>
+      </w:r>
+      <w:proofErr w:type="spellEnd"/>
+      <w:r>
+        <w:rPr>
+          <w:lang w:val="fr-FR"/>
+        </w:rPr>
+        <w:t>.</w:t>
       </w:r>
     </w:p>
     <w:p>
@@ -3625,7 +3879,21 @@
         <w:rPr>
           <w:lang w:val="fr-FR"/>
         </w:rPr>
-        <w:t>10. Ajouter WebSocket, alertes, sécurité et audit.</w:t>
+        <w:t xml:space="preserve">10. Ajouter </w:t>
+      </w:r>
+      <w:proofErr w:type="spellStart"/>
+      <w:r>
+        <w:rPr>
+          <w:lang w:val="fr-FR"/>
+        </w:rPr>
+        <w:t>WebSocket</w:t>
+      </w:r>
+      <w:proofErr w:type="spellEnd"/>
+      <w:r>
+        <w:rPr>
+          <w:lang w:val="fr-FR"/>
+        </w:rPr>
+        <w:t>, alertes, sécurité et audit.</w:t>
       </w:r>
     </w:p>
     <w:p>
@@ -3806,7 +4074,21 @@
         <w:rPr>
           <w:lang w:val="fr-FR"/>
         </w:rPr>
-        <w:t>Toute nouvelle fonctionnalité doit respecter l'architecture JEE et la séparation Controller/Service/Persistence.</w:t>
+        <w:t>Toute nouvelle fonctionnalité doit respecter l'architecture JEE et la séparation Controller/Service/</w:t>
+      </w:r>
+      <w:proofErr w:type="spellStart"/>
+      <w:r>
+        <w:rPr>
+          <w:lang w:val="fr-FR"/>
+        </w:rPr>
+        <w:t>Persistence</w:t>
+      </w:r>
+      <w:proofErr w:type="spellEnd"/>
+      <w:r>
+        <w:rPr>
+          <w:lang w:val="fr-FR"/>
+        </w:rPr>
+        <w:t>.</w:t>
       </w:r>
     </w:p>
     <w:p>
